--- a/docs/literature/Literature_review_Inverse_Problems_Neural_Operators_2020-2026.docx
+++ b/docs/literature/Literature_review_Inverse_Problems_Neural_Operators_2020-2026.docx
@@ -6505,7 +6505,7 @@
             <w:vAlign w:val="top"/>
           </w:tcPr>
           <w:p>
-            <w:hyperlink w:history="1" r:id="rId9frn5fg6-eitbw-n6nev8">
+            <w:hyperlink w:history="1" r:id="rIdmn3iayk_jdljcbsp3j74a">
               <w:r>
                 <w:rPr>
                   <w:color w:val="1D4ED8"/>
@@ -7822,7 +7822,7 @@
             <w:vAlign w:val="top"/>
           </w:tcPr>
           <w:p>
-            <w:hyperlink w:history="1" r:id="rId17bgaaxxuqiaw1olol3g6">
+            <w:hyperlink w:history="1" r:id="rIdmugjswb5patwucn2eacqf">
               <w:r>
                 <w:rPr>
                   <w:color w:val="1D4ED8"/>
@@ -8980,7 +8980,7 @@
             <w:vAlign w:val="top"/>
           </w:tcPr>
           <w:p>
-            <w:hyperlink w:history="1" r:id="rIdraeu0glpwfljdieoztue5">
+            <w:hyperlink w:history="1" r:id="rIdybbqtxai5y4hijitgyai-">
               <w:r>
                 <w:rPr>
                   <w:color w:val="1D4ED8"/>
@@ -10313,7 +10313,7 @@
             <w:vAlign w:val="top"/>
           </w:tcPr>
           <w:p>
-            <w:hyperlink w:history="1" r:id="rIda4iwivkgib5albdgn2vmz">
+            <w:hyperlink w:history="1" r:id="rIdv_-qmzydlryzw0m83b50o">
               <w:r>
                 <w:rPr>
                   <w:color w:val="1D4ED8"/>
@@ -12032,7 +12032,7 @@
             <w:vAlign w:val="top"/>
           </w:tcPr>
           <w:p>
-            <w:hyperlink w:history="1" r:id="rIdz6mbhskogiywvwnhmp1-0">
+            <w:hyperlink w:history="1" r:id="rIdhreciqhobskqdr8k0l8q2">
               <w:r>
                 <w:rPr>
                   <w:color w:val="1D4ED8"/>
@@ -13539,7 +13539,7 @@
             <w:vAlign w:val="top"/>
           </w:tcPr>
           <w:p>
-            <w:hyperlink w:history="1" r:id="rId1itp_-1p9fwbnklfnrql7">
+            <w:hyperlink w:history="1" r:id="rIdsqu1kwutqj4lclmakxulw">
               <w:r>
                 <w:rPr>
                   <w:color w:val="1D4ED8"/>
@@ -15194,7 +15194,7 @@
             <w:vAlign w:val="top"/>
           </w:tcPr>
           <w:p>
-            <w:hyperlink w:history="1" r:id="rIdlsym9ju8p0hdnue9cjsuw">
+            <w:hyperlink w:history="1" r:id="rIdwh_fws32rtqa4tcnoixrj">
               <w:r>
                 <w:rPr>
                   <w:color w:val="1D4ED8"/>
@@ -16497,7 +16497,7 @@
             <w:vAlign w:val="top"/>
           </w:tcPr>
           <w:p>
-            <w:hyperlink w:history="1" r:id="rIdmz-ct_jpsgznz6ous2br5">
+            <w:hyperlink w:history="1" r:id="rIdlyd8g9lptepe9jnlhrdm1">
               <w:r>
                 <w:rPr>
                   <w:color w:val="1D4ED8"/>
@@ -17304,7 +17304,7 @@
           <w:sz w:val="19"/>
           <w:szCs w:val="19"/>
         </w:rPr>
-        <w:t xml:space="preserve"> with a bad operator </w:t>
+        <w:t xml:space="preserve"> with some bad operator </w:t>
       </w:r>
       <m:oMath>
         <m:r>
@@ -17569,7 +17569,7 @@
             <w:vAlign w:val="top"/>
           </w:tcPr>
           <w:p>
-            <w:hyperlink w:history="1" r:id="rIdyrf2wqkpjz1jpztw0rugl">
+            <w:hyperlink w:history="1" r:id="rIdvnvjih1zb1ryadujxu_qz">
               <w:r>
                 <w:rPr>
                   <w:color w:val="1D4ED8"/>
@@ -18988,7 +18988,7 @@
             <w:vAlign w:val="top"/>
           </w:tcPr>
           <w:p>
-            <w:hyperlink w:history="1" r:id="rIdptkbibbh-xozl69-dw70g">
+            <w:hyperlink w:history="1" r:id="rIdibmppixqofr4affwizskq">
               <w:r>
                 <w:rPr>
                   <w:color w:val="1D4ED8"/>
@@ -20398,7 +20398,7 @@
             <w:vAlign w:val="top"/>
           </w:tcPr>
           <w:p>
-            <w:hyperlink w:history="1" r:id="rIdipha1kucwmwufjnuwbwkn">
+            <w:hyperlink w:history="1" r:id="rIdedqondwexhbsl4mldflwi">
               <w:r>
                 <w:rPr>
                   <w:color w:val="1D4ED8"/>
@@ -21733,7 +21733,7 @@
             <w:vAlign w:val="top"/>
           </w:tcPr>
           <w:p>
-            <w:hyperlink w:history="1" r:id="rIdpuftzn2mevfgzfogzj5dy">
+            <w:hyperlink w:history="1" r:id="rIdxgruote7so0kuxduovjkh">
               <w:r>
                 <w:rPr>
                   <w:color w:val="1D4ED8"/>
@@ -23034,7 +23034,7 @@
             <w:vAlign w:val="top"/>
           </w:tcPr>
           <w:p>
-            <w:hyperlink w:history="1" r:id="rId-ecphvmlg0llmcl6bb8d-">
+            <w:hyperlink w:history="1" r:id="rIdav1nbmhojnrc0iqktvw70">
               <w:r>
                 <w:rPr>
                   <w:color w:val="1D4ED8"/>
@@ -24551,7 +24551,7 @@
             <w:vAlign w:val="top"/>
           </w:tcPr>
           <w:p>
-            <w:hyperlink w:history="1" r:id="rIdsk1lcwfaa55s8tbdnilfl">
+            <w:hyperlink w:history="1" r:id="rIdobk6gffzbkbgpndmi2eu7">
               <w:r>
                 <w:rPr>
                   <w:color w:val="1D4ED8"/>
@@ -25502,7 +25502,7 @@
             <w:vAlign w:val="top"/>
           </w:tcPr>
           <w:p>
-            <w:hyperlink w:history="1" r:id="rIdk2xcfxem600ov6t-ktwkh">
+            <w:hyperlink w:history="1" r:id="rIddlz_xf3opz8j16e8hprru">
               <w:r>
                 <w:rPr>
                   <w:color w:val="1D4ED8"/>
@@ -26384,7 +26384,7 @@
             <w:vAlign w:val="top"/>
           </w:tcPr>
           <w:p>
-            <w:hyperlink w:history="1" r:id="rIdaiwythscuttvhdv2cv7qm">
+            <w:hyperlink w:history="1" r:id="rIdhqw-xocy4nu00fnq1ninb">
               <w:r>
                 <w:rPr>
                   <w:color w:val="1D4ED8"/>
@@ -27657,7 +27657,7 @@
             <w:vAlign w:val="top"/>
           </w:tcPr>
           <w:p>
-            <w:hyperlink w:history="1" r:id="rIdv4me2df5zlfznehog_cw6">
+            <w:hyperlink w:history="1" r:id="rIdnpb-tz4fvqbgks6lpltqd">
               <w:r>
                 <w:rPr>
                   <w:color w:val="1D4ED8"/>
@@ -28808,7 +28808,7 @@
             <w:vAlign w:val="top"/>
           </w:tcPr>
           <w:p>
-            <w:hyperlink w:history="1" r:id="rIdnu3idm5et1xe4wqiixme2">
+            <w:hyperlink w:history="1" r:id="rIdltvuzrfe-ebfzfeu_dljf">
               <w:r>
                 <w:rPr>
                   <w:color w:val="1D4ED8"/>
@@ -29996,7 +29996,7 @@
             <w:vAlign w:val="top"/>
           </w:tcPr>
           <w:p>
-            <w:hyperlink w:history="1" r:id="rIddcqjidt_jt1nkie6wpltd">
+            <w:hyperlink w:history="1" r:id="rIdwyra1r1jrcipcfuu5cy1l">
               <w:r>
                 <w:rPr>
                   <w:color w:val="1D4ED8"/>
@@ -31405,7 +31405,7 @@
             <w:vAlign w:val="top"/>
           </w:tcPr>
           <w:p>
-            <w:hyperlink w:history="1" r:id="rIdf1hubcdhfflebm8stzqbd">
+            <w:hyperlink w:history="1" r:id="rIdlok8x0uknqqxbqthofgkn">
               <w:r>
                 <w:rPr>
                   <w:color w:val="1D4ED8"/>
@@ -34515,7 +34515,7 @@
               </w:rPr>
               <w:t xml:space="preserve">. </w:t>
             </w:r>
-            <w:hyperlink w:history="1" r:id="rId6xuzl7lomoqvdhs33spje">
+            <w:hyperlink w:history="1" r:id="rId249n_l--ynfy2bsjrlb6h">
               <w:r>
                 <w:rPr>
                   <w:color w:val="1D4ED8"/>
@@ -34612,7 +34612,7 @@
               </w:rPr>
               <w:t xml:space="preserve">, 1(3), 299–341. </w:t>
             </w:r>
-            <w:hyperlink w:history="1" r:id="rIdzl-2yg2eansg5vrcxcnqq">
+            <w:hyperlink w:history="1" r:id="rId1jtypivvgljjm0_z9ec1v">
               <w:r>
                 <w:rPr>
                   <w:color w:val="1D4ED8"/>
@@ -34708,7 +34708,7 @@
               </w:rPr>
               <w:t xml:space="preserve">, 8, 765–773. </w:t>
             </w:r>
-            <w:hyperlink w:history="1" r:id="rIdailvsvjvoqsa6z9zcbxlt">
+            <w:hyperlink w:history="1" r:id="rIdn4eustvknvreofpkkuq7r">
               <w:r>
                 <w:rPr>
                   <w:color w:val="1D4ED8"/>
@@ -34805,7 +34805,7 @@
               </w:rPr>
               <w:t xml:space="preserve">, 15(2), 701–737. </w:t>
             </w:r>
-            <w:hyperlink w:history="1" r:id="rIdcmxhag407ix9luj-q28jo">
+            <w:hyperlink w:history="1" r:id="rIdgtkfoaisxcl8bnx_dht8p">
               <w:r>
                 <w:rPr>
                   <w:color w:val="1D4ED8"/>
@@ -34901,7 +34901,7 @@
               </w:rPr>
               <w:t xml:space="preserve">, 120(39), e2303904120. </w:t>
             </w:r>
-            <w:hyperlink w:history="1" r:id="rIdawyt7kesr94c3mhly2aoe">
+            <w:hyperlink w:history="1" r:id="rIdc_j6xz6vzvuaatx88y1ev">
               <w:r>
                 <w:rPr>
                   <w:color w:val="1D4ED8"/>
@@ -38312,7 +38312,7 @@
         </w:rPr>
         <w:t xml:space="preserve"> </w:t>
       </w:r>
-      <w:hyperlink w:history="1" r:id="rIdrtwsu2h6aaq0ndt93vp24">
+      <w:hyperlink w:history="1" r:id="rId2bzqr6neec9hojw1zgfkh">
         <w:r>
           <w:rPr>
             <w:color w:val="1D4ED8"/>
@@ -38373,7 +38373,7 @@
         </w:rPr>
         <w:t xml:space="preserve"> </w:t>
       </w:r>
-      <w:hyperlink w:history="1" r:id="rId59mn0rlz3vqf48wzesmpj">
+      <w:hyperlink w:history="1" r:id="rIdiqhnntzrp_yqll0ntq4q4">
         <w:r>
           <w:rPr>
             <w:color w:val="1D4ED8"/>
@@ -38434,7 +38434,7 @@
         </w:rPr>
         <w:t xml:space="preserve"> </w:t>
       </w:r>
-      <w:hyperlink w:history="1" r:id="rIdjdnuhnkgjhjmbmtog-kpa">
+      <w:hyperlink w:history="1" r:id="rIdvkwoztn21niiczicui6xw">
         <w:r>
           <w:rPr>
             <w:color w:val="1D4ED8"/>
@@ -38495,7 +38495,7 @@
         </w:rPr>
         <w:t xml:space="preserve"> </w:t>
       </w:r>
-      <w:hyperlink w:history="1" r:id="rIdzni-ywqy10co9ylzcxbkd">
+      <w:hyperlink w:history="1" r:id="rIdmws485lsijm5g7xlagiqg">
         <w:r>
           <w:rPr>
             <w:color w:val="1D4ED8"/>
@@ -38556,7 +38556,7 @@
         </w:rPr>
         <w:t xml:space="preserve"> </w:t>
       </w:r>
-      <w:hyperlink w:history="1" r:id="rIdy29hosvj00jx0x_zc4vsa">
+      <w:hyperlink w:history="1" r:id="rIdmcrsri9xjukazwpbu0hzp">
         <w:r>
           <w:rPr>
             <w:color w:val="1D4ED8"/>
@@ -38617,7 +38617,7 @@
         </w:rPr>
         <w:t xml:space="preserve"> </w:t>
       </w:r>
-      <w:hyperlink w:history="1" r:id="rId1z6wbtacsr-xkiwan5g_3">
+      <w:hyperlink w:history="1" r:id="rIdvuwm-zo3ofwsc4s-d_28c">
         <w:r>
           <w:rPr>
             <w:color w:val="1D4ED8"/>
@@ -38678,7 +38678,7 @@
         </w:rPr>
         <w:t xml:space="preserve"> </w:t>
       </w:r>
-      <w:hyperlink w:history="1" r:id="rIdojrwbpqv6titjbgjamruw">
+      <w:hyperlink w:history="1" r:id="rIdezo-ri6cxzic0valbcsq_">
         <w:r>
           <w:rPr>
             <w:color w:val="1D4ED8"/>
@@ -38739,7 +38739,7 @@
         </w:rPr>
         <w:t xml:space="preserve"> </w:t>
       </w:r>
-      <w:hyperlink w:history="1" r:id="rIdq8fbtkzfrn1b9qqpqkj3i">
+      <w:hyperlink w:history="1" r:id="rIdedjchtecksjnqqp8bxbgu">
         <w:r>
           <w:rPr>
             <w:color w:val="1D4ED8"/>
@@ -38800,7 +38800,7 @@
         </w:rPr>
         <w:t xml:space="preserve"> </w:t>
       </w:r>
-      <w:hyperlink w:history="1" r:id="rId_az2ouqy0opjxwfmevh7l">
+      <w:hyperlink w:history="1" r:id="rIdpwv8vwws_rs9nhbtmmvpr">
         <w:r>
           <w:rPr>
             <w:color w:val="1D4ED8"/>
@@ -38861,7 +38861,7 @@
         </w:rPr>
         <w:t xml:space="preserve"> </w:t>
       </w:r>
-      <w:hyperlink w:history="1" r:id="rIdrintvgqsxtdnrohumlzu2">
+      <w:hyperlink w:history="1" r:id="rIduauwtmuga4vnvqj_lzrcq">
         <w:r>
           <w:rPr>
             <w:color w:val="1D4ED8"/>
@@ -38922,7 +38922,7 @@
         </w:rPr>
         <w:t xml:space="preserve"> </w:t>
       </w:r>
-      <w:hyperlink w:history="1" r:id="rIdd2jke4bd4lhulmhvnmeh2">
+      <w:hyperlink w:history="1" r:id="rIdeiwnnuzeau5tjlvg8gw4m">
         <w:r>
           <w:rPr>
             <w:color w:val="1D4ED8"/>
@@ -38983,7 +38983,7 @@
         </w:rPr>
         <w:t xml:space="preserve"> </w:t>
       </w:r>
-      <w:hyperlink w:history="1" r:id="rIdhkyxbdficwog-00vtto7o">
+      <w:hyperlink w:history="1" r:id="rIdcsv01pfe3_098vaen852n">
         <w:r>
           <w:rPr>
             <w:color w:val="1D4ED8"/>
@@ -39044,7 +39044,7 @@
         </w:rPr>
         <w:t xml:space="preserve"> </w:t>
       </w:r>
-      <w:hyperlink w:history="1" r:id="rIdfzo_gzzqhhh1fzrfun3gs">
+      <w:hyperlink w:history="1" r:id="rIdfhkc0xyst1bhjnsxmsof7">
         <w:r>
           <w:rPr>
             <w:color w:val="1D4ED8"/>
@@ -39105,7 +39105,7 @@
         </w:rPr>
         <w:t xml:space="preserve"> </w:t>
       </w:r>
-      <w:hyperlink w:history="1" r:id="rIdlpzvoebll17ybf8zgwwqh">
+      <w:hyperlink w:history="1" r:id="rIdc8pwfc1ivoyziuqstf3zo">
         <w:r>
           <w:rPr>
             <w:color w:val="1D4ED8"/>
@@ -39177,7 +39177,7 @@
         </w:rPr>
         <w:t xml:space="preserve"> </w:t>
       </w:r>
-      <w:hyperlink w:history="1" r:id="rIdoldhjhvvrszzc6bnnibwd">
+      <w:hyperlink w:history="1" r:id="rIdvdyb4ea6epm-w6riafxvw">
         <w:r>
           <w:rPr>
             <w:color w:val="1D4ED8"/>
@@ -39238,7 +39238,7 @@
         </w:rPr>
         <w:t xml:space="preserve"> </w:t>
       </w:r>
-      <w:hyperlink w:history="1" r:id="rIdnlbreakrhfuldxa-ufh-i">
+      <w:hyperlink w:history="1" r:id="rIdp3m0ucglqxxk6pdtzzhh5">
         <w:r>
           <w:rPr>
             <w:color w:val="1D4ED8"/>
@@ -39299,7 +39299,7 @@
         </w:rPr>
         <w:t xml:space="preserve"> </w:t>
       </w:r>
-      <w:hyperlink w:history="1" r:id="rIdi_sq_iw71ohoi78uk4jxt">
+      <w:hyperlink w:history="1" r:id="rIdnng03-r2iq3_lvrksooul">
         <w:r>
           <w:rPr>
             <w:color w:val="1D4ED8"/>
@@ -39360,7 +39360,7 @@
         </w:rPr>
         <w:t xml:space="preserve"> </w:t>
       </w:r>
-      <w:hyperlink w:history="1" r:id="rIdy0u3tabkfxcxpphskohzk">
+      <w:hyperlink w:history="1" r:id="rIdbyjdzfra8u2u7-vsinz-e">
         <w:r>
           <w:rPr>
             <w:color w:val="1D4ED8"/>
@@ -39421,7 +39421,7 @@
         </w:rPr>
         <w:t xml:space="preserve"> </w:t>
       </w:r>
-      <w:hyperlink w:history="1" r:id="rIdfatkuipbcbcbu9qvi6xwt">
+      <w:hyperlink w:history="1" r:id="rId85rtbcwxwia4fmup-ts0a">
         <w:r>
           <w:rPr>
             <w:color w:val="1D4ED8"/>
@@ -39482,7 +39482,7 @@
         </w:rPr>
         <w:t xml:space="preserve"> </w:t>
       </w:r>
-      <w:hyperlink w:history="1" r:id="rIdukvluivo5rrjvftux8zpm">
+      <w:hyperlink w:history="1" r:id="rIdhkcrjg6bdvteumwizrbjn">
         <w:r>
           <w:rPr>
             <w:color w:val="1D4ED8"/>
@@ -39543,7 +39543,7 @@
         </w:rPr>
         <w:t xml:space="preserve"> </w:t>
       </w:r>
-      <w:hyperlink w:history="1" r:id="rIdvfklprpbmpprytlhdevqk">
+      <w:hyperlink w:history="1" r:id="rIdzjwysnn4jojl28cphg5_p">
         <w:r>
           <w:rPr>
             <w:color w:val="1D4ED8"/>
@@ -39604,7 +39604,7 @@
         </w:rPr>
         <w:t xml:space="preserve"> </w:t>
       </w:r>
-      <w:hyperlink w:history="1" r:id="rIdjq127yyxmlfwx2a5wrvmo">
+      <w:hyperlink w:history="1" r:id="rIdfdikzhk1wxxi9o6fq7rbc">
         <w:r>
           <w:rPr>
             <w:color w:val="1D4ED8"/>
@@ -39665,7 +39665,7 @@
         </w:rPr>
         <w:t xml:space="preserve"> </w:t>
       </w:r>
-      <w:hyperlink w:history="1" r:id="rIdb1ekavnps9xwg3t-vmxv7">
+      <w:hyperlink w:history="1" r:id="rIdsro0fhmgc_ouzrccznac5">
         <w:r>
           <w:rPr>
             <w:color w:val="1D4ED8"/>
@@ -39726,7 +39726,7 @@
         </w:rPr>
         <w:t xml:space="preserve"> </w:t>
       </w:r>
-      <w:hyperlink w:history="1" r:id="rIdb7wguarbtemmgnn50cq93">
+      <w:hyperlink w:history="1" r:id="rId-uuv3exejstizvilrimfs">
         <w:r>
           <w:rPr>
             <w:color w:val="1D4ED8"/>
@@ -39787,7 +39787,7 @@
         </w:rPr>
         <w:t xml:space="preserve"> </w:t>
       </w:r>
-      <w:hyperlink w:history="1" r:id="rIdx39q17mlpkcugh3f0kpuh">
+      <w:hyperlink w:history="1" r:id="rIdsrss4xwqbq9vpouvdvuoc">
         <w:r>
           <w:rPr>
             <w:color w:val="1D4ED8"/>
@@ -39848,7 +39848,7 @@
         </w:rPr>
         <w:t xml:space="preserve"> </w:t>
       </w:r>
-      <w:hyperlink w:history="1" r:id="rId15e6jpimdve1pcx6k3j47">
+      <w:hyperlink w:history="1" r:id="rId3bzfytyt-rx5o3_n_vtto">
         <w:r>
           <w:rPr>
             <w:color w:val="1D4ED8"/>
@@ -39909,7 +39909,7 @@
         </w:rPr>
         <w:t xml:space="preserve"> </w:t>
       </w:r>
-      <w:hyperlink w:history="1" r:id="rIdlsjkc19mluzhanxabvgc2">
+      <w:hyperlink w:history="1" r:id="rIdwp23pv2ps2jo0mlsk60xd">
         <w:r>
           <w:rPr>
             <w:color w:val="1D4ED8"/>
@@ -39970,7 +39970,7 @@
         </w:rPr>
         <w:t xml:space="preserve"> </w:t>
       </w:r>
-      <w:hyperlink w:history="1" r:id="rId54mgxfxr_0lps3xqua12a">
+      <w:hyperlink w:history="1" r:id="rIdgb3t88gg_bu2vqx_d1g8c">
         <w:r>
           <w:rPr>
             <w:color w:val="1D4ED8"/>
@@ -40031,7 +40031,7 @@
         </w:rPr>
         <w:t xml:space="preserve"> </w:t>
       </w:r>
-      <w:hyperlink w:history="1" r:id="rIdf8gc_k4av4gdaihx6mtgo">
+      <w:hyperlink w:history="1" r:id="rIdotb8ugx7o_5esbpmxlv7r">
         <w:r>
           <w:rPr>
             <w:color w:val="1D4ED8"/>
@@ -40092,7 +40092,7 @@
         </w:rPr>
         <w:t xml:space="preserve"> </w:t>
       </w:r>
-      <w:hyperlink w:history="1" r:id="rIdz8ngyiam3pvfftx19n5z1">
+      <w:hyperlink w:history="1" r:id="rIdonrcrjntebpgcd0ug1p0i">
         <w:r>
           <w:rPr>
             <w:color w:val="1D4ED8"/>
@@ -40153,7 +40153,7 @@
         </w:rPr>
         <w:t xml:space="preserve"> </w:t>
       </w:r>
-      <w:hyperlink w:history="1" r:id="rIdb909v4edb-6vqmwext8gd">
+      <w:hyperlink w:history="1" r:id="rIdxgxtkvehy6-o3ifjluhpr">
         <w:r>
           <w:rPr>
             <w:color w:val="1D4ED8"/>
@@ -40214,7 +40214,7 @@
         </w:rPr>
         <w:t xml:space="preserve"> </w:t>
       </w:r>
-      <w:hyperlink w:history="1" r:id="rIdqqaqan0gsddiezwfdz8xg">
+      <w:hyperlink w:history="1" r:id="rIdvzeup63sqic8vikfpfidy">
         <w:r>
           <w:rPr>
             <w:color w:val="1D4ED8"/>
@@ -40275,7 +40275,7 @@
         </w:rPr>
         <w:t xml:space="preserve"> </w:t>
       </w:r>
-      <w:hyperlink w:history="1" r:id="rId7ig0ar4jcsmngzlzmssid">
+      <w:hyperlink w:history="1" r:id="rId0w8ivzpgdoh-hvwbbni4m">
         <w:r>
           <w:rPr>
             <w:color w:val="1D4ED8"/>
@@ -40336,7 +40336,7 @@
         </w:rPr>
         <w:t xml:space="preserve"> </w:t>
       </w:r>
-      <w:hyperlink w:history="1" r:id="rIdqmszajgszdq8emsxsdud-">
+      <w:hyperlink w:history="1" r:id="rIdt8d07itjk-jpsoykx8i6q">
         <w:r>
           <w:rPr>
             <w:color w:val="1D4ED8"/>
@@ -40365,7 +40365,7 @@
           <w:sz w:val="18"/>
           <w:szCs w:val="18"/>
         </w:rPr>
-        <w:t xml:space="preserve">Note on verification: the bibliographic data were checked against public online sources (publisher pages, conference proceedings, ORA, CaltechAUTHORS, NSF-PAR, arXiv); the web-search budget ran out before all fields could be checked. NeurIPS, ICML, UAI, ICLR and TMLR do not assign DOIs, so for [O1]–[O3], [O5], [O6], [C3], [C7], [C9], [H1] and [H3] the proceedings link is given; NeurIPS page numbers are not given. For [H4], the volume, article number and DOI, and for [H5], the volume, issue and DOI, come from our own knowledge and were not confirmed by search. The Oxford affiliation for [O2] comes from the arXiv version and for [O3] from the department pages; for [C1], [C2] and [C4] some affiliations are those at the time of the first version. Equations marked “representative formulation” summarize the result in unified notation and are not verbatim copies. The numbers of the innovation come from the numerical test carried out for this document.</w:t>
+        <w:t xml:space="preserve">Note on verification: the bibliographic data were checked against public online sources (publisher pages, conference proceedings, ORA, CaltechAUTHORS, NSF-PAR, arXiv); the web-search budget ran out before all fields could be checked. NeurIPS, ICML, UAI, ICLR and TMLR do not assign DOIs, so for [O1]–[O3], [O5], [O6], [C3], [C7], [C9], [H1] and [H3] the proceedings link is given; NeurIPS page numbers are not given. For [H4], the volume, article number and DOI, and for [H5], the volume, issue and DOI, come from our own knowledge and were not confirmed by search. The Oxford affiliation for [O2] comes from the arXiv version and for [O3] from the department pages; for [C1], [C2] and [C4] some affiliations are those at the time of the first version. Equations marked “representative formulation” summarize the result in unified notation and are not verbatim copies. The numbers in the innovation come from the numerical test carried out for this document.</w:t>
       </w:r>
     </w:p>
     <w:sectPr>
